--- a/CÔNG TY TNHH PHỤ KIỆN MỘC NĂM HÙNG/NamHung_TangVon/NamHung_uyquyen.docx
+++ b/CÔNG TY TNHH PHỤ KIỆN MỘC NĂM HÙNG/NamHung_TangVon/NamHung_uyquyen.docx
@@ -1,6 +1,6 @@
 
 <file path=word/document.xml><?xml version="1.0" encoding="utf-8"?>
-<w:document xmlns:wpc="http://schemas.microsoft.com/office/word/2010/wordprocessingCanvas" xmlns:cx="http://schemas.microsoft.com/office/drawing/2014/chartex" xmlns:cx1="http://schemas.microsoft.com/office/drawing/2015/9/8/chartex" xmlns:mc="http://schemas.openxmlformats.org/markup-compatibility/2006" xmlns:o="urn:schemas-microsoft-com:office:office" xmlns:r="http://schemas.openxmlformats.org/officeDocument/2006/relationships" xmlns:m="http://schemas.openxmlformats.org/officeDocument/2006/math" xmlns:v="urn:schemas-microsoft-com:vml" xmlns:wp14="http://schemas.microsoft.com/office/word/2010/wordprocessingDrawing" xmlns:wp="http://schemas.openxmlformats.org/drawingml/2006/wordprocessingDrawing" xmlns:w10="urn:schemas-microsoft-com:office:word" xmlns:w="http://schemas.openxmlformats.org/wordprocessingml/2006/main" xmlns:w14="http://schemas.microsoft.com/office/word/2010/wordml" xmlns:w15="http://schemas.microsoft.com/office/word/2012/wordml" xmlns:w16se="http://schemas.microsoft.com/office/word/2015/wordml/symex" xmlns:wpg="http://schemas.microsoft.com/office/word/2010/wordprocessingGroup" xmlns:wpi="http://schemas.microsoft.com/office/word/2010/wordprocessingInk" xmlns:wne="http://schemas.microsoft.com/office/word/2006/wordml" xmlns:wps="http://schemas.microsoft.com/office/word/2010/wordprocessingShape" mc:Ignorable="w14 w15 w16se wp14">
+<w:document xmlns:wpc="http://schemas.microsoft.com/office/word/2010/wordprocessingCanvas" xmlns:cx="http://schemas.microsoft.com/office/drawing/2014/chartex" xmlns:cx1="http://schemas.microsoft.com/office/drawing/2015/9/8/chartex" xmlns:cx2="http://schemas.microsoft.com/office/drawing/2015/10/21/chartex" xmlns:cx3="http://schemas.microsoft.com/office/drawing/2016/5/9/chartex" xmlns:cx4="http://schemas.microsoft.com/office/drawing/2016/5/10/chartex" xmlns:cx5="http://schemas.microsoft.com/office/drawing/2016/5/11/chartex" xmlns:cx6="http://schemas.microsoft.com/office/drawing/2016/5/12/chartex" xmlns:cx7="http://schemas.microsoft.com/office/drawing/2016/5/13/chartex" xmlns:cx8="http://schemas.microsoft.com/office/drawing/2016/5/14/chartex" xmlns:mc="http://schemas.openxmlformats.org/markup-compatibility/2006" xmlns:aink="http://schemas.microsoft.com/office/drawing/2016/ink" xmlns:am3d="http://schemas.microsoft.com/office/drawing/2017/model3d" xmlns:o="urn:schemas-microsoft-com:office:office" xmlns:oel="http://schemas.microsoft.com/office/2019/extlst" xmlns:r="http://schemas.openxmlformats.org/officeDocument/2006/relationships" xmlns:m="http://schemas.openxmlformats.org/officeDocument/2006/math" xmlns:v="urn:schemas-microsoft-com:vml" xmlns:wp14="http://schemas.microsoft.com/office/word/2010/wordprocessingDrawing" xmlns:wp="http://schemas.openxmlformats.org/drawingml/2006/wordprocessingDrawing" xmlns:w10="urn:schemas-microsoft-com:office:word" xmlns:w="http://schemas.openxmlformats.org/wordprocessingml/2006/main" xmlns:w14="http://schemas.microsoft.com/office/word/2010/wordml" xmlns:w15="http://schemas.microsoft.com/office/word/2012/wordml" xmlns:w16cex="http://schemas.microsoft.com/office/word/2018/wordml/cex" xmlns:w16cid="http://schemas.microsoft.com/office/word/2016/wordml/cid" xmlns:w16="http://schemas.microsoft.com/office/word/2018/wordml" xmlns:w16du="http://schemas.microsoft.com/office/word/2023/wordml/word16du" xmlns:w16sdtdh="http://schemas.microsoft.com/office/word/2020/wordml/sdtdatahash" xmlns:w16sdtfl="http://schemas.microsoft.com/office/word/2024/wordml/sdtformatlock" xmlns:w16se="http://schemas.microsoft.com/office/word/2015/wordml/symex" xmlns:wpg="http://schemas.microsoft.com/office/word/2010/wordprocessingGroup" xmlns:wpi="http://schemas.microsoft.com/office/word/2010/wordprocessingInk" xmlns:wne="http://schemas.microsoft.com/office/word/2006/wordml" xmlns:wps="http://schemas.microsoft.com/office/word/2010/wordprocessingShape" mc:Ignorable="w14 w15 w16se w16cid w16 w16cex w16sdtdh w16sdtfl w16du wp14">
   <w:body>
     <w:p>
       <w:pPr>
@@ -393,7 +393,6 @@
           <w:color w:val="000000" w:themeColor="text1"/>
           <w:sz w:val="24"/>
           <w:szCs w:val="24"/>
-          <w:lang w:val="sv-SE"/>
         </w:rPr>
         <w:t xml:space="preserve"> </w:t>
       </w:r>
@@ -487,7 +486,17 @@
           <w:szCs w:val="24"/>
           <w:lang w:eastAsia="zh-CN"/>
         </w:rPr>
-        <w:t>63/52/12/1 Võ Văn Hát, Tổ 3, Khu phố Phước Hiệp, Phường Long Trường, TP Hồ Chí Minh, Việt Nam</w:t>
+        <w:t>Số 63/52/12/1 đường Võ Văn Hát, khu phố 2</w:t>
+      </w:r>
+      <w:r>
+        <w:rPr>
+          <w:rFonts w:ascii="Times New Roman" w:hAnsi="Times New Roman" w:cs="Times New Roman"/>
+          <w:color w:val="000000"/>
+          <w:sz w:val="24"/>
+          <w:szCs w:val="24"/>
+          <w:lang w:eastAsia="zh-CN"/>
+        </w:rPr>
+        <w:t>, Phường Long Trường, TP Hồ Chí Minh, Việt Nam</w:t>
       </w:r>
       <w:r>
         <w:rPr>
@@ -1084,56 +1093,10 @@
           <w:color w:val="000000" w:themeColor="text1"/>
           <w:sz w:val="24"/>
           <w:szCs w:val="24"/>
-        </w:rPr>
-        <w:t xml:space="preserve">ngày </w:t>
-      </w:r>
-      <w:r>
-        <w:rPr>
-          <w:rFonts w:ascii="Times New Roman" w:hAnsi="Times New Roman" w:cs="Times New Roman"/>
-          <w:color w:val="000000" w:themeColor="text1"/>
-          <w:sz w:val="24"/>
-          <w:szCs w:val="24"/>
-        </w:rPr>
-        <w:t>17</w:t>
-      </w:r>
-      <w:r>
-        <w:rPr>
-          <w:rFonts w:ascii="Times New Roman" w:hAnsi="Times New Roman" w:cs="Times New Roman"/>
-          <w:color w:val="000000" w:themeColor="text1"/>
-          <w:sz w:val="24"/>
-          <w:szCs w:val="24"/>
-        </w:rPr>
-        <w:t xml:space="preserve"> tháng </w:t>
-      </w:r>
-      <w:r>
-        <w:rPr>
-          <w:rFonts w:ascii="Times New Roman" w:hAnsi="Times New Roman" w:cs="Times New Roman"/>
-          <w:color w:val="000000" w:themeColor="text1"/>
-          <w:sz w:val="24"/>
-          <w:szCs w:val="24"/>
-        </w:rPr>
-        <w:t>7</w:t>
-      </w:r>
-      <w:r>
-        <w:rPr>
-          <w:rFonts w:ascii="Times New Roman" w:hAnsi="Times New Roman" w:cs="Times New Roman"/>
-          <w:color w:val="000000" w:themeColor="text1"/>
-          <w:sz w:val="24"/>
-          <w:szCs w:val="24"/>
-        </w:rPr>
-        <w:t xml:space="preserve"> năm 202</w:t>
-      </w:r>
-      <w:r>
-        <w:rPr>
-          <w:rFonts w:ascii="Times New Roman" w:hAnsi="Times New Roman" w:cs="Times New Roman"/>
-          <w:color w:val="000000" w:themeColor="text1"/>
-          <w:sz w:val="24"/>
-          <w:szCs w:val="24"/>
-        </w:rPr>
-        <w:t>6</w:t>
-      </w:r>
-      <w:bookmarkStart w:id="0" w:name="_GoBack"/>
-      <w:bookmarkEnd w:id="0"/>
+          <w:lang w:val="vi-VN"/>
+        </w:rPr>
+        <w:t>ngày 17 tháng 7 năm 2026</w:t>
+      </w:r>
       <w:r>
         <w:rPr>
           <w:rFonts w:ascii="Times New Roman" w:hAnsi="Times New Roman" w:cs="Times New Roman"/>
@@ -1221,6 +1184,7 @@
           <w:rFonts w:ascii="Times New Roman" w:eastAsia="Times New Roman" w:hAnsi="Times New Roman" w:cs="Times New Roman"/>
           <w:sz w:val="24"/>
           <w:szCs w:val="24"/>
+          <w:lang w:val="vi-VN"/>
         </w:rPr>
         <w:t>NGUYỄN THỊ THANH THÚY</w:t>
       </w:r>
@@ -1236,7 +1200,7 @@
 </file>
 
 <file path=word/endnotes.xml><?xml version="1.0" encoding="utf-8"?>
-<w:endnotes xmlns:wpc="http://schemas.microsoft.com/office/word/2010/wordprocessingCanvas" xmlns:cx="http://schemas.microsoft.com/office/drawing/2014/chartex" xmlns:cx1="http://schemas.microsoft.com/office/drawing/2015/9/8/chartex" xmlns:mc="http://schemas.openxmlformats.org/markup-compatibility/2006" xmlns:o="urn:schemas-microsoft-com:office:office" xmlns:r="http://schemas.openxmlformats.org/officeDocument/2006/relationships" xmlns:m="http://schemas.openxmlformats.org/officeDocument/2006/math" xmlns:v="urn:schemas-microsoft-com:vml" xmlns:wp14="http://schemas.microsoft.com/office/word/2010/wordprocessingDrawing" xmlns:wp="http://schemas.openxmlformats.org/drawingml/2006/wordprocessingDrawing" xmlns:w10="urn:schemas-microsoft-com:office:word" xmlns:w="http://schemas.openxmlformats.org/wordprocessingml/2006/main" xmlns:w14="http://schemas.microsoft.com/office/word/2010/wordml" xmlns:w15="http://schemas.microsoft.com/office/word/2012/wordml" xmlns:w16se="http://schemas.microsoft.com/office/word/2015/wordml/symex" xmlns:wpg="http://schemas.microsoft.com/office/word/2010/wordprocessingGroup" xmlns:wpi="http://schemas.microsoft.com/office/word/2010/wordprocessingInk" xmlns:wne="http://schemas.microsoft.com/office/word/2006/wordml" xmlns:wps="http://schemas.microsoft.com/office/word/2010/wordprocessingShape" mc:Ignorable="w14 w15 w16se wp14">
+<w:endnotes xmlns:wpc="http://schemas.microsoft.com/office/word/2010/wordprocessingCanvas" xmlns:cx="http://schemas.microsoft.com/office/drawing/2014/chartex" xmlns:cx1="http://schemas.microsoft.com/office/drawing/2015/9/8/chartex" xmlns:cx2="http://schemas.microsoft.com/office/drawing/2015/10/21/chartex" xmlns:cx3="http://schemas.microsoft.com/office/drawing/2016/5/9/chartex" xmlns:cx4="http://schemas.microsoft.com/office/drawing/2016/5/10/chartex" xmlns:cx5="http://schemas.microsoft.com/office/drawing/2016/5/11/chartex" xmlns:cx6="http://schemas.microsoft.com/office/drawing/2016/5/12/chartex" xmlns:cx7="http://schemas.microsoft.com/office/drawing/2016/5/13/chartex" xmlns:cx8="http://schemas.microsoft.com/office/drawing/2016/5/14/chartex" xmlns:mc="http://schemas.openxmlformats.org/markup-compatibility/2006" xmlns:aink="http://schemas.microsoft.com/office/drawing/2016/ink" xmlns:am3d="http://schemas.microsoft.com/office/drawing/2017/model3d" xmlns:o="urn:schemas-microsoft-com:office:office" xmlns:oel="http://schemas.microsoft.com/office/2019/extlst" xmlns:r="http://schemas.openxmlformats.org/officeDocument/2006/relationships" xmlns:m="http://schemas.openxmlformats.org/officeDocument/2006/math" xmlns:v="urn:schemas-microsoft-com:vml" xmlns:wp14="http://schemas.microsoft.com/office/word/2010/wordprocessingDrawing" xmlns:wp="http://schemas.openxmlformats.org/drawingml/2006/wordprocessingDrawing" xmlns:w10="urn:schemas-microsoft-com:office:word" xmlns:w="http://schemas.openxmlformats.org/wordprocessingml/2006/main" xmlns:w14="http://schemas.microsoft.com/office/word/2010/wordml" xmlns:w15="http://schemas.microsoft.com/office/word/2012/wordml" xmlns:w16cex="http://schemas.microsoft.com/office/word/2018/wordml/cex" xmlns:w16cid="http://schemas.microsoft.com/office/word/2016/wordml/cid" xmlns:w16="http://schemas.microsoft.com/office/word/2018/wordml" xmlns:w16du="http://schemas.microsoft.com/office/word/2023/wordml/word16du" xmlns:w16sdtdh="http://schemas.microsoft.com/office/word/2020/wordml/sdtdatahash" xmlns:w16sdtfl="http://schemas.microsoft.com/office/word/2024/wordml/sdtformatlock" xmlns:w16se="http://schemas.microsoft.com/office/word/2015/wordml/symex" xmlns:wpg="http://schemas.microsoft.com/office/word/2010/wordprocessingGroup" xmlns:wpi="http://schemas.microsoft.com/office/word/2010/wordprocessingInk" xmlns:wne="http://schemas.microsoft.com/office/word/2006/wordml" xmlns:wps="http://schemas.microsoft.com/office/word/2010/wordprocessingShape" mc:Ignorable="w14 w15 w16se w16cid w16 w16cex w16sdtdh w16sdtfl w16du wp14">
   <w:endnote w:type="separator" w:id="-1">
     <w:p>
       <w:pPr>
@@ -1261,7 +1225,7 @@
 </file>
 
 <file path=word/footnotes.xml><?xml version="1.0" encoding="utf-8"?>
-<w:footnotes xmlns:wpc="http://schemas.microsoft.com/office/word/2010/wordprocessingCanvas" xmlns:cx="http://schemas.microsoft.com/office/drawing/2014/chartex" xmlns:cx1="http://schemas.microsoft.com/office/drawing/2015/9/8/chartex" xmlns:mc="http://schemas.openxmlformats.org/markup-compatibility/2006" xmlns:o="urn:schemas-microsoft-com:office:office" xmlns:r="http://schemas.openxmlformats.org/officeDocument/2006/relationships" xmlns:m="http://schemas.openxmlformats.org/officeDocument/2006/math" xmlns:v="urn:schemas-microsoft-com:vml" xmlns:wp14="http://schemas.microsoft.com/office/word/2010/wordprocessingDrawing" xmlns:wp="http://schemas.openxmlformats.org/drawingml/2006/wordprocessingDrawing" xmlns:w10="urn:schemas-microsoft-com:office:word" xmlns:w="http://schemas.openxmlformats.org/wordprocessingml/2006/main" xmlns:w14="http://schemas.microsoft.com/office/word/2010/wordml" xmlns:w15="http://schemas.microsoft.com/office/word/2012/wordml" xmlns:w16se="http://schemas.microsoft.com/office/word/2015/wordml/symex" xmlns:wpg="http://schemas.microsoft.com/office/word/2010/wordprocessingGroup" xmlns:wpi="http://schemas.microsoft.com/office/word/2010/wordprocessingInk" xmlns:wne="http://schemas.microsoft.com/office/word/2006/wordml" xmlns:wps="http://schemas.microsoft.com/office/word/2010/wordprocessingShape" mc:Ignorable="w14 w15 w16se wp14">
+<w:footnotes xmlns:wpc="http://schemas.microsoft.com/office/word/2010/wordprocessingCanvas" xmlns:cx="http://schemas.microsoft.com/office/drawing/2014/chartex" xmlns:cx1="http://schemas.microsoft.com/office/drawing/2015/9/8/chartex" xmlns:cx2="http://schemas.microsoft.com/office/drawing/2015/10/21/chartex" xmlns:cx3="http://schemas.microsoft.com/office/drawing/2016/5/9/chartex" xmlns:cx4="http://schemas.microsoft.com/office/drawing/2016/5/10/chartex" xmlns:cx5="http://schemas.microsoft.com/office/drawing/2016/5/11/chartex" xmlns:cx6="http://schemas.microsoft.com/office/drawing/2016/5/12/chartex" xmlns:cx7="http://schemas.microsoft.com/office/drawing/2016/5/13/chartex" xmlns:cx8="http://schemas.microsoft.com/office/drawing/2016/5/14/chartex" xmlns:mc="http://schemas.openxmlformats.org/markup-compatibility/2006" xmlns:aink="http://schemas.microsoft.com/office/drawing/2016/ink" xmlns:am3d="http://schemas.microsoft.com/office/drawing/2017/model3d" xmlns:o="urn:schemas-microsoft-com:office:office" xmlns:oel="http://schemas.microsoft.com/office/2019/extlst" xmlns:r="http://schemas.openxmlformats.org/officeDocument/2006/relationships" xmlns:m="http://schemas.openxmlformats.org/officeDocument/2006/math" xmlns:v="urn:schemas-microsoft-com:vml" xmlns:wp14="http://schemas.microsoft.com/office/word/2010/wordprocessingDrawing" xmlns:wp="http://schemas.openxmlformats.org/drawingml/2006/wordprocessingDrawing" xmlns:w10="urn:schemas-microsoft-com:office:word" xmlns:w="http://schemas.openxmlformats.org/wordprocessingml/2006/main" xmlns:w14="http://schemas.microsoft.com/office/word/2010/wordml" xmlns:w15="http://schemas.microsoft.com/office/word/2012/wordml" xmlns:w16cex="http://schemas.microsoft.com/office/word/2018/wordml/cex" xmlns:w16cid="http://schemas.microsoft.com/office/word/2016/wordml/cid" xmlns:w16="http://schemas.microsoft.com/office/word/2018/wordml" xmlns:w16du="http://schemas.microsoft.com/office/word/2023/wordml/word16du" xmlns:w16sdtdh="http://schemas.microsoft.com/office/word/2020/wordml/sdtdatahash" xmlns:w16sdtfl="http://schemas.microsoft.com/office/word/2024/wordml/sdtformatlock" xmlns:w16se="http://schemas.microsoft.com/office/word/2015/wordml/symex" xmlns:wpg="http://schemas.microsoft.com/office/word/2010/wordprocessingGroup" xmlns:wpi="http://schemas.microsoft.com/office/word/2010/wordprocessingInk" xmlns:wne="http://schemas.microsoft.com/office/word/2006/wordml" xmlns:wps="http://schemas.microsoft.com/office/word/2010/wordprocessingShape" mc:Ignorable="w14 w15 w16se w16cid w16 w16cex w16sdtdh w16sdtfl w16du wp14">
   <w:footnote w:type="separator" w:id="-1">
     <w:p>
       <w:pPr>
@@ -1286,7 +1250,7 @@
 </file>
 
 <file path=word/numbering.xml><?xml version="1.0" encoding="utf-8"?>
-<w:numbering xmlns:wpc="http://schemas.microsoft.com/office/word/2010/wordprocessingCanvas" xmlns:cx="http://schemas.microsoft.com/office/drawing/2014/chartex" xmlns:cx1="http://schemas.microsoft.com/office/drawing/2015/9/8/chartex" xmlns:mc="http://schemas.openxmlformats.org/markup-compatibility/2006" xmlns:o="urn:schemas-microsoft-com:office:office" xmlns:r="http://schemas.openxmlformats.org/officeDocument/2006/relationships" xmlns:m="http://schemas.openxmlformats.org/officeDocument/2006/math" xmlns:v="urn:schemas-microsoft-com:vml" xmlns:wp14="http://schemas.microsoft.com/office/word/2010/wordprocessingDrawing" xmlns:wp="http://schemas.openxmlformats.org/drawingml/2006/wordprocessingDrawing" xmlns:w10="urn:schemas-microsoft-com:office:word" xmlns:w="http://schemas.openxmlformats.org/wordprocessingml/2006/main" xmlns:w14="http://schemas.microsoft.com/office/word/2010/wordml" xmlns:w15="http://schemas.microsoft.com/office/word/2012/wordml" xmlns:w16se="http://schemas.microsoft.com/office/word/2015/wordml/symex" xmlns:wpg="http://schemas.microsoft.com/office/word/2010/wordprocessingGroup" xmlns:wpi="http://schemas.microsoft.com/office/word/2010/wordprocessingInk" xmlns:wne="http://schemas.microsoft.com/office/word/2006/wordml" xmlns:wps="http://schemas.microsoft.com/office/word/2010/wordprocessingShape" mc:Ignorable="w14 w15 w16se wp14">
+<w:numbering xmlns:wpc="http://schemas.microsoft.com/office/word/2010/wordprocessingCanvas" xmlns:cx="http://schemas.microsoft.com/office/drawing/2014/chartex" xmlns:cx1="http://schemas.microsoft.com/office/drawing/2015/9/8/chartex" xmlns:cx2="http://schemas.microsoft.com/office/drawing/2015/10/21/chartex" xmlns:cx3="http://schemas.microsoft.com/office/drawing/2016/5/9/chartex" xmlns:cx4="http://schemas.microsoft.com/office/drawing/2016/5/10/chartex" xmlns:cx5="http://schemas.microsoft.com/office/drawing/2016/5/11/chartex" xmlns:cx6="http://schemas.microsoft.com/office/drawing/2016/5/12/chartex" xmlns:cx7="http://schemas.microsoft.com/office/drawing/2016/5/13/chartex" xmlns:cx8="http://schemas.microsoft.com/office/drawing/2016/5/14/chartex" xmlns:mc="http://schemas.openxmlformats.org/markup-compatibility/2006" xmlns:aink="http://schemas.microsoft.com/office/drawing/2016/ink" xmlns:am3d="http://schemas.microsoft.com/office/drawing/2017/model3d" xmlns:o="urn:schemas-microsoft-com:office:office" xmlns:oel="http://schemas.microsoft.com/office/2019/extlst" xmlns:r="http://schemas.openxmlformats.org/officeDocument/2006/relationships" xmlns:m="http://schemas.openxmlformats.org/officeDocument/2006/math" xmlns:v="urn:schemas-microsoft-com:vml" xmlns:wp14="http://schemas.microsoft.com/office/word/2010/wordprocessingDrawing" xmlns:wp="http://schemas.openxmlformats.org/drawingml/2006/wordprocessingDrawing" xmlns:w10="urn:schemas-microsoft-com:office:word" xmlns:w="http://schemas.openxmlformats.org/wordprocessingml/2006/main" xmlns:w14="http://schemas.microsoft.com/office/word/2010/wordml" xmlns:w15="http://schemas.microsoft.com/office/word/2012/wordml" xmlns:w16cex="http://schemas.microsoft.com/office/word/2018/wordml/cex" xmlns:w16cid="http://schemas.microsoft.com/office/word/2016/wordml/cid" xmlns:w16="http://schemas.microsoft.com/office/word/2018/wordml" xmlns:w16du="http://schemas.microsoft.com/office/word/2023/wordml/word16du" xmlns:w16sdtdh="http://schemas.microsoft.com/office/word/2020/wordml/sdtdatahash" xmlns:w16sdtfl="http://schemas.microsoft.com/office/word/2024/wordml/sdtformatlock" xmlns:w16se="http://schemas.microsoft.com/office/word/2015/wordml/symex" xmlns:wpg="http://schemas.microsoft.com/office/word/2010/wordprocessingGroup" xmlns:wpi="http://schemas.microsoft.com/office/word/2010/wordprocessingInk" xmlns:wne="http://schemas.microsoft.com/office/word/2006/wordml" xmlns:wps="http://schemas.microsoft.com/office/word/2010/wordprocessingShape" mc:Ignorable="w14 w15 w16se w16cid w16 w16cex w16sdtdh w16sdtfl w16du wp14">
   <w:abstractNum w:abstractNumId="0" w15:restartNumberingAfterBreak="0">
     <w:nsid w:val="2EB414B8"/>
     <w:multiLevelType w:val="singleLevel"/>
@@ -1298,14 +1262,14 @@
       <w:lvlJc w:val="left"/>
     </w:lvl>
   </w:abstractNum>
-  <w:num w:numId="1">
+  <w:num w:numId="1" w16cid:durableId="2063868367">
     <w:abstractNumId w:val="0"/>
   </w:num>
 </w:numbering>
 </file>
 
 <file path=word/styles.xml><?xml version="1.0" encoding="utf-8"?>
-<w:styles xmlns:mc="http://schemas.openxmlformats.org/markup-compatibility/2006" xmlns:r="http://schemas.openxmlformats.org/officeDocument/2006/relationships" xmlns:w="http://schemas.openxmlformats.org/wordprocessingml/2006/main" xmlns:w14="http://schemas.microsoft.com/office/word/2010/wordml" xmlns:w15="http://schemas.microsoft.com/office/word/2012/wordml" xmlns:w16se="http://schemas.microsoft.com/office/word/2015/wordml/symex" mc:Ignorable="w14 w15 w16se">
+<w:styles xmlns:mc="http://schemas.openxmlformats.org/markup-compatibility/2006" xmlns:r="http://schemas.openxmlformats.org/officeDocument/2006/relationships" xmlns:w="http://schemas.openxmlformats.org/wordprocessingml/2006/main" xmlns:w14="http://schemas.microsoft.com/office/word/2010/wordml" xmlns:w15="http://schemas.microsoft.com/office/word/2012/wordml" xmlns:w16cex="http://schemas.microsoft.com/office/word/2018/wordml/cex" xmlns:w16cid="http://schemas.microsoft.com/office/word/2016/wordml/cid" xmlns:w16="http://schemas.microsoft.com/office/word/2018/wordml" xmlns:w16du="http://schemas.microsoft.com/office/word/2023/wordml/word16du" xmlns:w16sdtdh="http://schemas.microsoft.com/office/word/2020/wordml/sdtdatahash" xmlns:w16sdtfl="http://schemas.microsoft.com/office/word/2024/wordml/sdtformatlock" xmlns:w16se="http://schemas.microsoft.com/office/word/2015/wordml/symex" mc:Ignorable="w14 w15 w16se w16cid w16 w16cex w16sdtdh w16sdtfl w16du">
   <w:docDefaults>
     <w:rPrDefault>
       <w:rPr>
@@ -1315,7 +1279,7 @@
     </w:rPrDefault>
     <w:pPrDefault/>
   </w:docDefaults>
-  <w:latentStyles w:defLockedState="0" w:defUIPriority="99" w:defSemiHidden="0" w:defUnhideWhenUsed="0" w:defQFormat="0" w:count="371">
+  <w:latentStyles w:defLockedState="0" w:defUIPriority="99" w:defSemiHidden="0" w:defUnhideWhenUsed="0" w:defQFormat="0" w:count="376">
     <w:lsdException w:name="Normal" w:uiPriority="0" w:qFormat="1"/>
     <w:lsdException w:name="heading 1" w:uiPriority="9" w:qFormat="1"/>
     <w:lsdException w:name="heading 2" w:semiHidden="1" w:uiPriority="9" w:unhideWhenUsed="1" w:qFormat="1"/>
@@ -1684,6 +1648,11 @@
     <w:lsdException w:name="List Table 5 Dark Accent 6" w:uiPriority="50"/>
     <w:lsdException w:name="List Table 6 Colorful Accent 6" w:uiPriority="51"/>
     <w:lsdException w:name="List Table 7 Colorful Accent 6" w:uiPriority="52"/>
+    <w:lsdException w:name="Mention" w:semiHidden="1" w:unhideWhenUsed="1"/>
+    <w:lsdException w:name="Smart Hyperlink" w:semiHidden="1" w:unhideWhenUsed="1"/>
+    <w:lsdException w:name="Hashtag" w:semiHidden="1" w:unhideWhenUsed="1"/>
+    <w:lsdException w:name="Unresolved Mention" w:semiHidden="1" w:unhideWhenUsed="1"/>
+    <w:lsdException w:name="Smart Link" w:semiHidden="1" w:unhideWhenUsed="1"/>
   </w:latentStyles>
   <w:style w:type="paragraph" w:default="1" w:styleId="Normal">
     <w:name w:val="Normal"/>
@@ -1700,7 +1669,6 @@
   <w:style w:type="character" w:default="1" w:styleId="DefaultParagraphFont">
     <w:name w:val="Default Paragraph Font"/>
     <w:uiPriority w:val="1"/>
-    <w:semiHidden/>
     <w:unhideWhenUsed/>
   </w:style>
   <w:style w:type="table" w:default="1" w:styleId="TableNormal">

--- a/CÔNG TY TNHH PHỤ KIỆN MỘC NĂM HÙNG/NamHung_TangVon/NamHung_uyquyen.docx
+++ b/CÔNG TY TNHH PHỤ KIỆN MỘC NĂM HÙNG/NamHung_TangVon/NamHung_uyquyen.docx
@@ -575,7 +575,7 @@
           <w:szCs w:val="24"/>
           <w:lang w:eastAsia="zh-CN"/>
         </w:rPr>
-        <w:t>congtyphukienmocnamhung@gmail.com</w:t>
+        <w:t>lucthuykt@gmail.com</w:t>
       </w:r>
     </w:p>
     <w:p>
@@ -1669,6 +1669,7 @@
   <w:style w:type="character" w:default="1" w:styleId="DefaultParagraphFont">
     <w:name w:val="Default Paragraph Font"/>
     <w:uiPriority w:val="1"/>
+    <w:semiHidden/>
     <w:unhideWhenUsed/>
   </w:style>
   <w:style w:type="table" w:default="1" w:styleId="TableNormal">

--- a/CÔNG TY TNHH PHỤ KIỆN MỘC NĂM HÙNG/NamHung_TangVon/NamHung_uyquyen.docx
+++ b/CÔNG TY TNHH PHỤ KIỆN MỘC NĂM HÙNG/NamHung_TangVon/NamHung_uyquyen.docx
@@ -1,6 +1,6 @@
 
 <file path=word/document.xml><?xml version="1.0" encoding="utf-8"?>
-<w:document xmlns:wpc="http://schemas.microsoft.com/office/word/2010/wordprocessingCanvas" xmlns:cx="http://schemas.microsoft.com/office/drawing/2014/chartex" xmlns:cx1="http://schemas.microsoft.com/office/drawing/2015/9/8/chartex" xmlns:cx2="http://schemas.microsoft.com/office/drawing/2015/10/21/chartex" xmlns:cx3="http://schemas.microsoft.com/office/drawing/2016/5/9/chartex" xmlns:cx4="http://schemas.microsoft.com/office/drawing/2016/5/10/chartex" xmlns:cx5="http://schemas.microsoft.com/office/drawing/2016/5/11/chartex" xmlns:cx6="http://schemas.microsoft.com/office/drawing/2016/5/12/chartex" xmlns:cx7="http://schemas.microsoft.com/office/drawing/2016/5/13/chartex" xmlns:cx8="http://schemas.microsoft.com/office/drawing/2016/5/14/chartex" xmlns:mc="http://schemas.openxmlformats.org/markup-compatibility/2006" xmlns:aink="http://schemas.microsoft.com/office/drawing/2016/ink" xmlns:am3d="http://schemas.microsoft.com/office/drawing/2017/model3d" xmlns:o="urn:schemas-microsoft-com:office:office" xmlns:oel="http://schemas.microsoft.com/office/2019/extlst" xmlns:r="http://schemas.openxmlformats.org/officeDocument/2006/relationships" xmlns:m="http://schemas.openxmlformats.org/officeDocument/2006/math" xmlns:v="urn:schemas-microsoft-com:vml" xmlns:wp14="http://schemas.microsoft.com/office/word/2010/wordprocessingDrawing" xmlns:wp="http://schemas.openxmlformats.org/drawingml/2006/wordprocessingDrawing" xmlns:w10="urn:schemas-microsoft-com:office:word" xmlns:w="http://schemas.openxmlformats.org/wordprocessingml/2006/main" xmlns:w14="http://schemas.microsoft.com/office/word/2010/wordml" xmlns:w15="http://schemas.microsoft.com/office/word/2012/wordml" xmlns:w16cex="http://schemas.microsoft.com/office/word/2018/wordml/cex" xmlns:w16cid="http://schemas.microsoft.com/office/word/2016/wordml/cid" xmlns:w16="http://schemas.microsoft.com/office/word/2018/wordml" xmlns:w16du="http://schemas.microsoft.com/office/word/2023/wordml/word16du" xmlns:w16sdtdh="http://schemas.microsoft.com/office/word/2020/wordml/sdtdatahash" xmlns:w16sdtfl="http://schemas.microsoft.com/office/word/2024/wordml/sdtformatlock" xmlns:w16se="http://schemas.microsoft.com/office/word/2015/wordml/symex" xmlns:wpg="http://schemas.microsoft.com/office/word/2010/wordprocessingGroup" xmlns:wpi="http://schemas.microsoft.com/office/word/2010/wordprocessingInk" xmlns:wne="http://schemas.microsoft.com/office/word/2006/wordml" xmlns:wps="http://schemas.microsoft.com/office/word/2010/wordprocessingShape" mc:Ignorable="w14 w15 w16se w16cid w16 w16cex w16sdtdh w16sdtfl w16du wp14">
+<w:document xmlns:wpc="http://schemas.microsoft.com/office/word/2010/wordprocessingCanvas" xmlns:cx="http://schemas.microsoft.com/office/drawing/2014/chartex" xmlns:cx1="http://schemas.microsoft.com/office/drawing/2015/9/8/chartex" xmlns:mc="http://schemas.openxmlformats.org/markup-compatibility/2006" xmlns:o="urn:schemas-microsoft-com:office:office" xmlns:r="http://schemas.openxmlformats.org/officeDocument/2006/relationships" xmlns:m="http://schemas.openxmlformats.org/officeDocument/2006/math" xmlns:v="urn:schemas-microsoft-com:vml" xmlns:wp14="http://schemas.microsoft.com/office/word/2010/wordprocessingDrawing" xmlns:wp="http://schemas.openxmlformats.org/drawingml/2006/wordprocessingDrawing" xmlns:w10="urn:schemas-microsoft-com:office:word" xmlns:w="http://schemas.openxmlformats.org/wordprocessingml/2006/main" xmlns:w14="http://schemas.microsoft.com/office/word/2010/wordml" xmlns:w15="http://schemas.microsoft.com/office/word/2012/wordml" xmlns:w16se="http://schemas.microsoft.com/office/word/2015/wordml/symex" xmlns:wpg="http://schemas.microsoft.com/office/word/2010/wordprocessingGroup" xmlns:wpi="http://schemas.microsoft.com/office/word/2010/wordprocessingInk" xmlns:wne="http://schemas.microsoft.com/office/word/2006/wordml" xmlns:wps="http://schemas.microsoft.com/office/word/2010/wordprocessingShape" mc:Ignorable="w14 w15 w16se wp14">
   <w:body>
     <w:p>
       <w:pPr>
@@ -98,52 +98,16 @@
           <w:sz w:val="24"/>
           <w:szCs w:val="24"/>
         </w:rPr>
-        <w:t xml:space="preserve"> ngày </w:t>
-      </w:r>
-      <w:r>
-        <w:rPr>
-          <w:rFonts w:ascii="Times New Roman" w:hAnsi="Times New Roman" w:cs="Times New Roman"/>
-          <w:color w:val="000000" w:themeColor="text1"/>
-          <w:sz w:val="24"/>
-          <w:szCs w:val="24"/>
-        </w:rPr>
-        <w:t>17</w:t>
-      </w:r>
-      <w:r>
-        <w:rPr>
-          <w:rFonts w:ascii="Times New Roman" w:hAnsi="Times New Roman" w:cs="Times New Roman"/>
-          <w:color w:val="000000" w:themeColor="text1"/>
-          <w:sz w:val="24"/>
-          <w:szCs w:val="24"/>
-        </w:rPr>
-        <w:t xml:space="preserve"> tháng </w:t>
-      </w:r>
-      <w:r>
-        <w:rPr>
-          <w:rFonts w:ascii="Times New Roman" w:hAnsi="Times New Roman" w:cs="Times New Roman"/>
-          <w:color w:val="000000" w:themeColor="text1"/>
-          <w:sz w:val="24"/>
-          <w:szCs w:val="24"/>
-        </w:rPr>
-        <w:t>7</w:t>
-      </w:r>
-      <w:r>
-        <w:rPr>
-          <w:rFonts w:ascii="Times New Roman" w:hAnsi="Times New Roman" w:cs="Times New Roman"/>
-          <w:color w:val="000000" w:themeColor="text1"/>
-          <w:sz w:val="24"/>
-          <w:szCs w:val="24"/>
-        </w:rPr>
-        <w:t xml:space="preserve"> năm 202</w:t>
-      </w:r>
-      <w:r>
-        <w:rPr>
-          <w:rFonts w:ascii="Times New Roman" w:hAnsi="Times New Roman" w:cs="Times New Roman"/>
-          <w:color w:val="000000" w:themeColor="text1"/>
-          <w:sz w:val="24"/>
-          <w:szCs w:val="24"/>
-        </w:rPr>
-        <w:t>6</w:t>
+        <w:t xml:space="preserve"> </w:t>
+      </w:r>
+      <w:r>
+        <w:rPr>
+          <w:rFonts w:ascii="Times New Roman" w:hAnsi="Times New Roman" w:cs="Times New Roman"/>
+          <w:color w:val="000000" w:themeColor="text1"/>
+          <w:sz w:val="24"/>
+          <w:szCs w:val="24"/>
+        </w:rPr>
+        <w:t>ngày 4 tháng 9 năm 2026</w:t>
       </w:r>
     </w:p>
     <w:p>
@@ -1095,8 +1059,10 @@
           <w:szCs w:val="24"/>
           <w:lang w:val="vi-VN"/>
         </w:rPr>
-        <w:t>ngày 17 tháng 7 năm 2026</w:t>
-      </w:r>
+        <w:t>ngày 4 tháng 9 năm 2026</w:t>
+      </w:r>
+      <w:bookmarkStart w:id="0" w:name="_GoBack"/>
+      <w:bookmarkEnd w:id="0"/>
       <w:r>
         <w:rPr>
           <w:rFonts w:ascii="Times New Roman" w:hAnsi="Times New Roman" w:cs="Times New Roman"/>
@@ -1200,7 +1166,7 @@
 </file>
 
 <file path=word/endnotes.xml><?xml version="1.0" encoding="utf-8"?>
-<w:endnotes xmlns:wpc="http://schemas.microsoft.com/office/word/2010/wordprocessingCanvas" xmlns:cx="http://schemas.microsoft.com/office/drawing/2014/chartex" xmlns:cx1="http://schemas.microsoft.com/office/drawing/2015/9/8/chartex" xmlns:cx2="http://schemas.microsoft.com/office/drawing/2015/10/21/chartex" xmlns:cx3="http://schemas.microsoft.com/office/drawing/2016/5/9/chartex" xmlns:cx4="http://schemas.microsoft.com/office/drawing/2016/5/10/chartex" xmlns:cx5="http://schemas.microsoft.com/office/drawing/2016/5/11/chartex" xmlns:cx6="http://schemas.microsoft.com/office/drawing/2016/5/12/chartex" xmlns:cx7="http://schemas.microsoft.com/office/drawing/2016/5/13/chartex" xmlns:cx8="http://schemas.microsoft.com/office/drawing/2016/5/14/chartex" xmlns:mc="http://schemas.openxmlformats.org/markup-compatibility/2006" xmlns:aink="http://schemas.microsoft.com/office/drawing/2016/ink" xmlns:am3d="http://schemas.microsoft.com/office/drawing/2017/model3d" xmlns:o="urn:schemas-microsoft-com:office:office" xmlns:oel="http://schemas.microsoft.com/office/2019/extlst" xmlns:r="http://schemas.openxmlformats.org/officeDocument/2006/relationships" xmlns:m="http://schemas.openxmlformats.org/officeDocument/2006/math" xmlns:v="urn:schemas-microsoft-com:vml" xmlns:wp14="http://schemas.microsoft.com/office/word/2010/wordprocessingDrawing" xmlns:wp="http://schemas.openxmlformats.org/drawingml/2006/wordprocessingDrawing" xmlns:w10="urn:schemas-microsoft-com:office:word" xmlns:w="http://schemas.openxmlformats.org/wordprocessingml/2006/main" xmlns:w14="http://schemas.microsoft.com/office/word/2010/wordml" xmlns:w15="http://schemas.microsoft.com/office/word/2012/wordml" xmlns:w16cex="http://schemas.microsoft.com/office/word/2018/wordml/cex" xmlns:w16cid="http://schemas.microsoft.com/office/word/2016/wordml/cid" xmlns:w16="http://schemas.microsoft.com/office/word/2018/wordml" xmlns:w16du="http://schemas.microsoft.com/office/word/2023/wordml/word16du" xmlns:w16sdtdh="http://schemas.microsoft.com/office/word/2020/wordml/sdtdatahash" xmlns:w16sdtfl="http://schemas.microsoft.com/office/word/2024/wordml/sdtformatlock" xmlns:w16se="http://schemas.microsoft.com/office/word/2015/wordml/symex" xmlns:wpg="http://schemas.microsoft.com/office/word/2010/wordprocessingGroup" xmlns:wpi="http://schemas.microsoft.com/office/word/2010/wordprocessingInk" xmlns:wne="http://schemas.microsoft.com/office/word/2006/wordml" xmlns:wps="http://schemas.microsoft.com/office/word/2010/wordprocessingShape" mc:Ignorable="w14 w15 w16se w16cid w16 w16cex w16sdtdh w16sdtfl w16du wp14">
+<w:endnotes xmlns:wpc="http://schemas.microsoft.com/office/word/2010/wordprocessingCanvas" xmlns:cx="http://schemas.microsoft.com/office/drawing/2014/chartex" xmlns:cx1="http://schemas.microsoft.com/office/drawing/2015/9/8/chartex" xmlns:mc="http://schemas.openxmlformats.org/markup-compatibility/2006" xmlns:o="urn:schemas-microsoft-com:office:office" xmlns:r="http://schemas.openxmlformats.org/officeDocument/2006/relationships" xmlns:m="http://schemas.openxmlformats.org/officeDocument/2006/math" xmlns:v="urn:schemas-microsoft-com:vml" xmlns:wp14="http://schemas.microsoft.com/office/word/2010/wordprocessingDrawing" xmlns:wp="http://schemas.openxmlformats.org/drawingml/2006/wordprocessingDrawing" xmlns:w10="urn:schemas-microsoft-com:office:word" xmlns:w="http://schemas.openxmlformats.org/wordprocessingml/2006/main" xmlns:w14="http://schemas.microsoft.com/office/word/2010/wordml" xmlns:w15="http://schemas.microsoft.com/office/word/2012/wordml" xmlns:w16se="http://schemas.microsoft.com/office/word/2015/wordml/symex" xmlns:wpg="http://schemas.microsoft.com/office/word/2010/wordprocessingGroup" xmlns:wpi="http://schemas.microsoft.com/office/word/2010/wordprocessingInk" xmlns:wne="http://schemas.microsoft.com/office/word/2006/wordml" xmlns:wps="http://schemas.microsoft.com/office/word/2010/wordprocessingShape" mc:Ignorable="w14 w15 w16se wp14">
   <w:endnote w:type="separator" w:id="-1">
     <w:p>
       <w:pPr>
@@ -1225,7 +1191,7 @@
 </file>
 
 <file path=word/footnotes.xml><?xml version="1.0" encoding="utf-8"?>
-<w:footnotes xmlns:wpc="http://schemas.microsoft.com/office/word/2010/wordprocessingCanvas" xmlns:cx="http://schemas.microsoft.com/office/drawing/2014/chartex" xmlns:cx1="http://schemas.microsoft.com/office/drawing/2015/9/8/chartex" xmlns:cx2="http://schemas.microsoft.com/office/drawing/2015/10/21/chartex" xmlns:cx3="http://schemas.microsoft.com/office/drawing/2016/5/9/chartex" xmlns:cx4="http://schemas.microsoft.com/office/drawing/2016/5/10/chartex" xmlns:cx5="http://schemas.microsoft.com/office/drawing/2016/5/11/chartex" xmlns:cx6="http://schemas.microsoft.com/office/drawing/2016/5/12/chartex" xmlns:cx7="http://schemas.microsoft.com/office/drawing/2016/5/13/chartex" xmlns:cx8="http://schemas.microsoft.com/office/drawing/2016/5/14/chartex" xmlns:mc="http://schemas.openxmlformats.org/markup-compatibility/2006" xmlns:aink="http://schemas.microsoft.com/office/drawing/2016/ink" xmlns:am3d="http://schemas.microsoft.com/office/drawing/2017/model3d" xmlns:o="urn:schemas-microsoft-com:office:office" xmlns:oel="http://schemas.microsoft.com/office/2019/extlst" xmlns:r="http://schemas.openxmlformats.org/officeDocument/2006/relationships" xmlns:m="http://schemas.openxmlformats.org/officeDocument/2006/math" xmlns:v="urn:schemas-microsoft-com:vml" xmlns:wp14="http://schemas.microsoft.com/office/word/2010/wordprocessingDrawing" xmlns:wp="http://schemas.openxmlformats.org/drawingml/2006/wordprocessingDrawing" xmlns:w10="urn:schemas-microsoft-com:office:word" xmlns:w="http://schemas.openxmlformats.org/wordprocessingml/2006/main" xmlns:w14="http://schemas.microsoft.com/office/word/2010/wordml" xmlns:w15="http://schemas.microsoft.com/office/word/2012/wordml" xmlns:w16cex="http://schemas.microsoft.com/office/word/2018/wordml/cex" xmlns:w16cid="http://schemas.microsoft.com/office/word/2016/wordml/cid" xmlns:w16="http://schemas.microsoft.com/office/word/2018/wordml" xmlns:w16du="http://schemas.microsoft.com/office/word/2023/wordml/word16du" xmlns:w16sdtdh="http://schemas.microsoft.com/office/word/2020/wordml/sdtdatahash" xmlns:w16sdtfl="http://schemas.microsoft.com/office/word/2024/wordml/sdtformatlock" xmlns:w16se="http://schemas.microsoft.com/office/word/2015/wordml/symex" xmlns:wpg="http://schemas.microsoft.com/office/word/2010/wordprocessingGroup" xmlns:wpi="http://schemas.microsoft.com/office/word/2010/wordprocessingInk" xmlns:wne="http://schemas.microsoft.com/office/word/2006/wordml" xmlns:wps="http://schemas.microsoft.com/office/word/2010/wordprocessingShape" mc:Ignorable="w14 w15 w16se w16cid w16 w16cex w16sdtdh w16sdtfl w16du wp14">
+<w:footnotes xmlns:wpc="http://schemas.microsoft.com/office/word/2010/wordprocessingCanvas" xmlns:cx="http://schemas.microsoft.com/office/drawing/2014/chartex" xmlns:cx1="http://schemas.microsoft.com/office/drawing/2015/9/8/chartex" xmlns:mc="http://schemas.openxmlformats.org/markup-compatibility/2006" xmlns:o="urn:schemas-microsoft-com:office:office" xmlns:r="http://schemas.openxmlformats.org/officeDocument/2006/relationships" xmlns:m="http://schemas.openxmlformats.org/officeDocument/2006/math" xmlns:v="urn:schemas-microsoft-com:vml" xmlns:wp14="http://schemas.microsoft.com/office/word/2010/wordprocessingDrawing" xmlns:wp="http://schemas.openxmlformats.org/drawingml/2006/wordprocessingDrawing" xmlns:w10="urn:schemas-microsoft-com:office:word" xmlns:w="http://schemas.openxmlformats.org/wordprocessingml/2006/main" xmlns:w14="http://schemas.microsoft.com/office/word/2010/wordml" xmlns:w15="http://schemas.microsoft.com/office/word/2012/wordml" xmlns:w16se="http://schemas.microsoft.com/office/word/2015/wordml/symex" xmlns:wpg="http://schemas.microsoft.com/office/word/2010/wordprocessingGroup" xmlns:wpi="http://schemas.microsoft.com/office/word/2010/wordprocessingInk" xmlns:wne="http://schemas.microsoft.com/office/word/2006/wordml" xmlns:wps="http://schemas.microsoft.com/office/word/2010/wordprocessingShape" mc:Ignorable="w14 w15 w16se wp14">
   <w:footnote w:type="separator" w:id="-1">
     <w:p>
       <w:pPr>
@@ -1250,7 +1216,7 @@
 </file>
 
 <file path=word/numbering.xml><?xml version="1.0" encoding="utf-8"?>
-<w:numbering xmlns:wpc="http://schemas.microsoft.com/office/word/2010/wordprocessingCanvas" xmlns:cx="http://schemas.microsoft.com/office/drawing/2014/chartex" xmlns:cx1="http://schemas.microsoft.com/office/drawing/2015/9/8/chartex" xmlns:cx2="http://schemas.microsoft.com/office/drawing/2015/10/21/chartex" xmlns:cx3="http://schemas.microsoft.com/office/drawing/2016/5/9/chartex" xmlns:cx4="http://schemas.microsoft.com/office/drawing/2016/5/10/chartex" xmlns:cx5="http://schemas.microsoft.com/office/drawing/2016/5/11/chartex" xmlns:cx6="http://schemas.microsoft.com/office/drawing/2016/5/12/chartex" xmlns:cx7="http://schemas.microsoft.com/office/drawing/2016/5/13/chartex" xmlns:cx8="http://schemas.microsoft.com/office/drawing/2016/5/14/chartex" xmlns:mc="http://schemas.openxmlformats.org/markup-compatibility/2006" xmlns:aink="http://schemas.microsoft.com/office/drawing/2016/ink" xmlns:am3d="http://schemas.microsoft.com/office/drawing/2017/model3d" xmlns:o="urn:schemas-microsoft-com:office:office" xmlns:oel="http://schemas.microsoft.com/office/2019/extlst" xmlns:r="http://schemas.openxmlformats.org/officeDocument/2006/relationships" xmlns:m="http://schemas.openxmlformats.org/officeDocument/2006/math" xmlns:v="urn:schemas-microsoft-com:vml" xmlns:wp14="http://schemas.microsoft.com/office/word/2010/wordprocessingDrawing" xmlns:wp="http://schemas.openxmlformats.org/drawingml/2006/wordprocessingDrawing" xmlns:w10="urn:schemas-microsoft-com:office:word" xmlns:w="http://schemas.openxmlformats.org/wordprocessingml/2006/main" xmlns:w14="http://schemas.microsoft.com/office/word/2010/wordml" xmlns:w15="http://schemas.microsoft.com/office/word/2012/wordml" xmlns:w16cex="http://schemas.microsoft.com/office/word/2018/wordml/cex" xmlns:w16cid="http://schemas.microsoft.com/office/word/2016/wordml/cid" xmlns:w16="http://schemas.microsoft.com/office/word/2018/wordml" xmlns:w16du="http://schemas.microsoft.com/office/word/2023/wordml/word16du" xmlns:w16sdtdh="http://schemas.microsoft.com/office/word/2020/wordml/sdtdatahash" xmlns:w16sdtfl="http://schemas.microsoft.com/office/word/2024/wordml/sdtformatlock" xmlns:w16se="http://schemas.microsoft.com/office/word/2015/wordml/symex" xmlns:wpg="http://schemas.microsoft.com/office/word/2010/wordprocessingGroup" xmlns:wpi="http://schemas.microsoft.com/office/word/2010/wordprocessingInk" xmlns:wne="http://schemas.microsoft.com/office/word/2006/wordml" xmlns:wps="http://schemas.microsoft.com/office/word/2010/wordprocessingShape" mc:Ignorable="w14 w15 w16se w16cid w16 w16cex w16sdtdh w16sdtfl w16du wp14">
+<w:numbering xmlns:wpc="http://schemas.microsoft.com/office/word/2010/wordprocessingCanvas" xmlns:cx="http://schemas.microsoft.com/office/drawing/2014/chartex" xmlns:cx1="http://schemas.microsoft.com/office/drawing/2015/9/8/chartex" xmlns:mc="http://schemas.openxmlformats.org/markup-compatibility/2006" xmlns:o="urn:schemas-microsoft-com:office:office" xmlns:r="http://schemas.openxmlformats.org/officeDocument/2006/relationships" xmlns:m="http://schemas.openxmlformats.org/officeDocument/2006/math" xmlns:v="urn:schemas-microsoft-com:vml" xmlns:wp14="http://schemas.microsoft.com/office/word/2010/wordprocessingDrawing" xmlns:wp="http://schemas.openxmlformats.org/drawingml/2006/wordprocessingDrawing" xmlns:w10="urn:schemas-microsoft-com:office:word" xmlns:w="http://schemas.openxmlformats.org/wordprocessingml/2006/main" xmlns:w14="http://schemas.microsoft.com/office/word/2010/wordml" xmlns:w15="http://schemas.microsoft.com/office/word/2012/wordml" xmlns:w16se="http://schemas.microsoft.com/office/word/2015/wordml/symex" xmlns:wpg="http://schemas.microsoft.com/office/word/2010/wordprocessingGroup" xmlns:wpi="http://schemas.microsoft.com/office/word/2010/wordprocessingInk" xmlns:wne="http://schemas.microsoft.com/office/word/2006/wordml" xmlns:wps="http://schemas.microsoft.com/office/word/2010/wordprocessingShape" mc:Ignorable="w14 w15 w16se wp14">
   <w:abstractNum w:abstractNumId="0" w15:restartNumberingAfterBreak="0">
     <w:nsid w:val="2EB414B8"/>
     <w:multiLevelType w:val="singleLevel"/>
@@ -1262,14 +1228,14 @@
       <w:lvlJc w:val="left"/>
     </w:lvl>
   </w:abstractNum>
-  <w:num w:numId="1" w16cid:durableId="2063868367">
+  <w:num w:numId="1">
     <w:abstractNumId w:val="0"/>
   </w:num>
 </w:numbering>
 </file>
 
 <file path=word/styles.xml><?xml version="1.0" encoding="utf-8"?>
-<w:styles xmlns:mc="http://schemas.openxmlformats.org/markup-compatibility/2006" xmlns:r="http://schemas.openxmlformats.org/officeDocument/2006/relationships" xmlns:w="http://schemas.openxmlformats.org/wordprocessingml/2006/main" xmlns:w14="http://schemas.microsoft.com/office/word/2010/wordml" xmlns:w15="http://schemas.microsoft.com/office/word/2012/wordml" xmlns:w16cex="http://schemas.microsoft.com/office/word/2018/wordml/cex" xmlns:w16cid="http://schemas.microsoft.com/office/word/2016/wordml/cid" xmlns:w16="http://schemas.microsoft.com/office/word/2018/wordml" xmlns:w16du="http://schemas.microsoft.com/office/word/2023/wordml/word16du" xmlns:w16sdtdh="http://schemas.microsoft.com/office/word/2020/wordml/sdtdatahash" xmlns:w16sdtfl="http://schemas.microsoft.com/office/word/2024/wordml/sdtformatlock" xmlns:w16se="http://schemas.microsoft.com/office/word/2015/wordml/symex" mc:Ignorable="w14 w15 w16se w16cid w16 w16cex w16sdtdh w16sdtfl w16du">
+<w:styles xmlns:mc="http://schemas.openxmlformats.org/markup-compatibility/2006" xmlns:r="http://schemas.openxmlformats.org/officeDocument/2006/relationships" xmlns:w="http://schemas.openxmlformats.org/wordprocessingml/2006/main" xmlns:w14="http://schemas.microsoft.com/office/word/2010/wordml" xmlns:w15="http://schemas.microsoft.com/office/word/2012/wordml" xmlns:w16se="http://schemas.microsoft.com/office/word/2015/wordml/symex" mc:Ignorable="w14 w15 w16se">
   <w:docDefaults>
     <w:rPrDefault>
       <w:rPr>
@@ -1279,7 +1245,7 @@
     </w:rPrDefault>
     <w:pPrDefault/>
   </w:docDefaults>
-  <w:latentStyles w:defLockedState="0" w:defUIPriority="99" w:defSemiHidden="0" w:defUnhideWhenUsed="0" w:defQFormat="0" w:count="376">
+  <w:latentStyles w:defLockedState="0" w:defUIPriority="99" w:defSemiHidden="0" w:defUnhideWhenUsed="0" w:defQFormat="0" w:count="371">
     <w:lsdException w:name="Normal" w:uiPriority="0" w:qFormat="1"/>
     <w:lsdException w:name="heading 1" w:uiPriority="9" w:qFormat="1"/>
     <w:lsdException w:name="heading 2" w:semiHidden="1" w:uiPriority="9" w:unhideWhenUsed="1" w:qFormat="1"/>
@@ -1648,11 +1614,6 @@
     <w:lsdException w:name="List Table 5 Dark Accent 6" w:uiPriority="50"/>
     <w:lsdException w:name="List Table 6 Colorful Accent 6" w:uiPriority="51"/>
     <w:lsdException w:name="List Table 7 Colorful Accent 6" w:uiPriority="52"/>
-    <w:lsdException w:name="Mention" w:semiHidden="1" w:unhideWhenUsed="1"/>
-    <w:lsdException w:name="Smart Hyperlink" w:semiHidden="1" w:unhideWhenUsed="1"/>
-    <w:lsdException w:name="Hashtag" w:semiHidden="1" w:unhideWhenUsed="1"/>
-    <w:lsdException w:name="Unresolved Mention" w:semiHidden="1" w:unhideWhenUsed="1"/>
-    <w:lsdException w:name="Smart Link" w:semiHidden="1" w:unhideWhenUsed="1"/>
   </w:latentStyles>
   <w:style w:type="paragraph" w:default="1" w:styleId="Normal">
     <w:name w:val="Normal"/>
